--- a/senedler/word/en/AIVanta Delivery Rules - IT Security (EN).docx
+++ b/senedler/word/en/AIVanta Delivery Rules - IT Security (EN).docx
@@ -66,7 +66,24 @@
           <w:color w:val="22262E"/>
           <w:sz w:val="21"/>
         </w:rPr>
-        <w:t>The General Delivery Rules apply here too. Below are the additions specific to security work. Rules are strictest in this area — no exceptions.</w:t>
+        <w:t xml:space="preserve">The General Rules fully apply. Rules are strictest in this area — </w:t>
+      </w:r>
+      <w:r>
+        <w:rPr>
+          <w:rFonts w:ascii="Segoe UI" w:hAnsi="Segoe UI"/>
+          <w:b/>
+          <w:color w:val="14181F"/>
+          <w:sz w:val="21"/>
+        </w:rPr>
+        <w:t>no exceptions.</w:t>
+      </w:r>
+      <w:r>
+        <w:rPr>
+          <w:rFonts w:ascii="Segoe UI" w:hAnsi="Segoe UI"/>
+          <w:color w:val="22262E"/>
+          <w:sz w:val="21"/>
+        </w:rPr>
+        <w:t xml:space="preserve"> Below are the methodology, tool stack and procedures.</w:t>
       </w:r>
     </w:p>
     <w:p>
@@ -84,7 +101,438 @@
           <w:color w:val="0B7A67"/>
           <w:sz w:val="26"/>
         </w:rPr>
-        <w:t>Mandatory preconditions</w:t>
+        <w:t>1. Methodology</w:t>
+      </w:r>
+    </w:p>
+    <w:p>
+      <w:r>
+        <w:rPr>
+          <w:rFonts w:ascii="Segoe UI" w:hAnsi="Segoe UI"/>
+          <w:color w:val="22262E"/>
+          <w:sz w:val="21"/>
+        </w:rPr>
+        <w:t>We work from recognized frameworks — not "however we see fit":</w:t>
+      </w:r>
+    </w:p>
+    <w:p>
+      <w:pPr>
+        <w:pStyle w:val="ListBullet"/>
+        <w:spacing w:after="80"/>
+      </w:pPr>
+      <w:r>
+        <w:rPr>
+          <w:rFonts w:ascii="Segoe UI" w:hAnsi="Segoe UI"/>
+          <w:b/>
+          <w:color w:val="14181F"/>
+          <w:sz w:val="21"/>
+        </w:rPr>
+        <w:t>OWASP</w:t>
+      </w:r>
+      <w:r>
+        <w:rPr>
+          <w:rFonts w:ascii="Segoe UI" w:hAnsi="Segoe UI"/>
+          <w:color w:val="22262E"/>
+          <w:sz w:val="21"/>
+        </w:rPr>
+        <w:t xml:space="preserve"> (WSTG + Top 10) — web applications</w:t>
+      </w:r>
+    </w:p>
+    <w:p>
+      <w:pPr>
+        <w:pStyle w:val="ListBullet"/>
+        <w:spacing w:after="80"/>
+      </w:pPr>
+      <w:r>
+        <w:rPr>
+          <w:rFonts w:ascii="Segoe UI" w:hAnsi="Segoe UI"/>
+          <w:b/>
+          <w:color w:val="14181F"/>
+          <w:sz w:val="21"/>
+        </w:rPr>
+        <w:t>PTES</w:t>
+      </w:r>
+      <w:r>
+        <w:rPr>
+          <w:rFonts w:ascii="Segoe UI" w:hAnsi="Segoe UI"/>
+          <w:color w:val="22262E"/>
+          <w:sz w:val="21"/>
+        </w:rPr>
+        <w:t xml:space="preserve"> — the penetration-testing process</w:t>
+      </w:r>
+    </w:p>
+    <w:p>
+      <w:pPr>
+        <w:pStyle w:val="ListBullet"/>
+        <w:spacing w:after="80"/>
+      </w:pPr>
+      <w:r>
+        <w:rPr>
+          <w:rFonts w:ascii="Segoe UI" w:hAnsi="Segoe UI"/>
+          <w:b/>
+          <w:color w:val="14181F"/>
+          <w:sz w:val="21"/>
+        </w:rPr>
+        <w:t>NIST 800-115</w:t>
+      </w:r>
+      <w:r>
+        <w:rPr>
+          <w:rFonts w:ascii="Segoe UI" w:hAnsi="Segoe UI"/>
+          <w:color w:val="22262E"/>
+          <w:sz w:val="21"/>
+        </w:rPr>
+        <w:t xml:space="preserve"> — technical testing methodology</w:t>
+      </w:r>
+    </w:p>
+    <w:p>
+      <w:pPr>
+        <w:pStyle w:val="ListBullet"/>
+        <w:spacing w:after="80"/>
+      </w:pPr>
+      <w:r>
+        <w:rPr>
+          <w:rFonts w:ascii="Segoe UI" w:hAnsi="Segoe UI"/>
+          <w:b/>
+          <w:color w:val="14181F"/>
+          <w:sz w:val="21"/>
+        </w:rPr>
+        <w:t>MITRE ATT&amp;CK</w:t>
+      </w:r>
+      <w:r>
+        <w:rPr>
+          <w:rFonts w:ascii="Segoe UI" w:hAnsi="Segoe UI"/>
+          <w:color w:val="22262E"/>
+          <w:sz w:val="21"/>
+        </w:rPr>
+        <w:t xml:space="preserve"> — attack-technique reference</w:t>
+      </w:r>
+    </w:p>
+    <w:p>
+      <w:pPr>
+        <w:keepNext/>
+        <w:spacing w:before="280" w:after="100"/>
+        <w:pBdr>
+          <w:bottom w:val="single" w:sz="6" w:space="3" w:color="D7DBE0"/>
+        </w:pBdr>
+      </w:pPr>
+      <w:r>
+        <w:rPr>
+          <w:rFonts w:ascii="Segoe UI" w:hAnsi="Segoe UI"/>
+          <w:b/>
+          <w:color w:val="0B7A67"/>
+          <w:sz w:val="26"/>
+        </w:rPr>
+        <w:t>2. Tool stack (standard)</w:t>
+      </w:r>
+    </w:p>
+    <w:tbl>
+      <w:tblPr>
+        <w:tblW w:type="auto" w:w="0"/>
+        <w:jc w:val="center"/>
+        <w:tblLayout w:type="autofit"/>
+        <w:tblLook w:firstColumn="1" w:firstRow="1" w:lastColumn="0" w:lastRow="0" w:noHBand="0" w:noVBand="1" w:val="04A0"/>
+        <w:tblBorders>
+          <w:top w:val="single" w:sz="6" w:space="0" w:color="D7DBE0"/>
+          <w:left w:val="single" w:sz="6" w:space="0" w:color="D7DBE0"/>
+          <w:bottom w:val="single" w:sz="6" w:space="0" w:color="D7DBE0"/>
+          <w:right w:val="single" w:sz="6" w:space="0" w:color="D7DBE0"/>
+          <w:insideH w:val="single" w:sz="6" w:space="0" w:color="D7DBE0"/>
+          <w:insideV w:val="single" w:sz="6" w:space="0" w:color="D7DBE0"/>
+        </w:tblBorders>
+      </w:tblPr>
+      <w:tblGrid>
+        <w:gridCol w:w="4873"/>
+        <w:gridCol w:w="4873"/>
+      </w:tblGrid>
+      <w:tr>
+        <w:tc>
+          <w:tcPr>
+            <w:tcW w:type="dxa" w:w="4873"/>
+            <w:shd w:val="clear" w:fill="0B7A67"/>
+          </w:tcPr>
+          <w:p>
+            <w:r>
+              <w:rPr>
+                <w:rFonts w:ascii="Segoe UI" w:hAnsi="Segoe UI"/>
+                <w:b/>
+                <w:color w:val="FFFFFF"/>
+                <w:sz w:val="19"/>
+              </w:rPr>
+              <w:t>Phase</w:t>
+            </w:r>
+          </w:p>
+        </w:tc>
+        <w:tc>
+          <w:tcPr>
+            <w:tcW w:type="dxa" w:w="4873"/>
+            <w:shd w:val="clear" w:fill="0B7A67"/>
+          </w:tcPr>
+          <w:p>
+            <w:r>
+              <w:rPr>
+                <w:rFonts w:ascii="Segoe UI" w:hAnsi="Segoe UI"/>
+                <w:b/>
+                <w:color w:val="FFFFFF"/>
+                <w:sz w:val="19"/>
+              </w:rPr>
+              <w:t>Tool</w:t>
+            </w:r>
+          </w:p>
+        </w:tc>
+      </w:tr>
+      <w:tr>
+        <w:tc>
+          <w:tcPr>
+            <w:tcW w:type="dxa" w:w="4873"/>
+          </w:tcPr>
+          <w:p>
+            <w:pPr>
+              <w:spacing w:after="40"/>
+            </w:pPr>
+            <w:r>
+              <w:rPr>
+                <w:rFonts w:ascii="Segoe UI" w:hAnsi="Segoe UI"/>
+                <w:color w:val="22262E"/>
+                <w:sz w:val="19"/>
+              </w:rPr>
+              <w:t>Discovery / scanning</w:t>
+            </w:r>
+          </w:p>
+        </w:tc>
+        <w:tc>
+          <w:tcPr>
+            <w:tcW w:type="dxa" w:w="4873"/>
+          </w:tcPr>
+          <w:p>
+            <w:pPr>
+              <w:spacing w:after="40"/>
+            </w:pPr>
+            <w:r>
+              <w:rPr>
+                <w:rFonts w:ascii="Segoe UI" w:hAnsi="Segoe UI"/>
+                <w:b/>
+                <w:color w:val="14181F"/>
+                <w:sz w:val="19"/>
+              </w:rPr>
+              <w:t>Nmap</w:t>
+            </w:r>
+            <w:r>
+              <w:rPr>
+                <w:rFonts w:ascii="Segoe UI" w:hAnsi="Segoe UI"/>
+                <w:color w:val="22262E"/>
+                <w:sz w:val="19"/>
+              </w:rPr>
+              <w:t>, nuclei, ffuf</w:t>
+            </w:r>
+          </w:p>
+        </w:tc>
+      </w:tr>
+      <w:tr>
+        <w:tc>
+          <w:tcPr>
+            <w:tcW w:type="dxa" w:w="4873"/>
+            <w:shd w:val="clear" w:fill="F4F6F8"/>
+          </w:tcPr>
+          <w:p>
+            <w:pPr>
+              <w:spacing w:after="40"/>
+            </w:pPr>
+            <w:r>
+              <w:rPr>
+                <w:rFonts w:ascii="Segoe UI" w:hAnsi="Segoe UI"/>
+                <w:color w:val="22262E"/>
+                <w:sz w:val="19"/>
+              </w:rPr>
+              <w:t>Web application</w:t>
+            </w:r>
+          </w:p>
+        </w:tc>
+        <w:tc>
+          <w:tcPr>
+            <w:tcW w:type="dxa" w:w="4873"/>
+            <w:shd w:val="clear" w:fill="F4F6F8"/>
+          </w:tcPr>
+          <w:p>
+            <w:pPr>
+              <w:spacing w:after="40"/>
+            </w:pPr>
+            <w:r>
+              <w:rPr>
+                <w:rFonts w:ascii="Segoe UI" w:hAnsi="Segoe UI"/>
+                <w:b/>
+                <w:color w:val="14181F"/>
+                <w:sz w:val="19"/>
+              </w:rPr>
+              <w:t>Burp Suite Pro</w:t>
+            </w:r>
+            <w:r>
+              <w:rPr>
+                <w:rFonts w:ascii="Segoe UI" w:hAnsi="Segoe UI"/>
+                <w:color w:val="22262E"/>
+                <w:sz w:val="19"/>
+              </w:rPr>
+              <w:t>, sqlmap</w:t>
+            </w:r>
+          </w:p>
+        </w:tc>
+      </w:tr>
+      <w:tr>
+        <w:tc>
+          <w:tcPr>
+            <w:tcW w:type="dxa" w:w="4873"/>
+          </w:tcPr>
+          <w:p>
+            <w:pPr>
+              <w:spacing w:after="40"/>
+            </w:pPr>
+            <w:r>
+              <w:rPr>
+                <w:rFonts w:ascii="Segoe UI" w:hAnsi="Segoe UI"/>
+                <w:color w:val="22262E"/>
+                <w:sz w:val="19"/>
+              </w:rPr>
+              <w:t>Vulnerability scan</w:t>
+            </w:r>
+          </w:p>
+        </w:tc>
+        <w:tc>
+          <w:tcPr>
+            <w:tcW w:type="dxa" w:w="4873"/>
+          </w:tcPr>
+          <w:p>
+            <w:pPr>
+              <w:spacing w:after="40"/>
+            </w:pPr>
+            <w:r>
+              <w:rPr>
+                <w:rFonts w:ascii="Segoe UI" w:hAnsi="Segoe UI"/>
+                <w:b/>
+                <w:color w:val="14181F"/>
+                <w:sz w:val="19"/>
+              </w:rPr>
+              <w:t>Nessus</w:t>
+            </w:r>
+            <w:r>
+              <w:rPr>
+                <w:rFonts w:ascii="Segoe UI" w:hAnsi="Segoe UI"/>
+                <w:color w:val="22262E"/>
+                <w:sz w:val="19"/>
+              </w:rPr>
+              <w:t xml:space="preserve"> / </w:t>
+            </w:r>
+            <w:r>
+              <w:rPr>
+                <w:rFonts w:ascii="Segoe UI" w:hAnsi="Segoe UI"/>
+                <w:b/>
+                <w:color w:val="14181F"/>
+                <w:sz w:val="19"/>
+              </w:rPr>
+              <w:t>OpenVAS</w:t>
+            </w:r>
+          </w:p>
+        </w:tc>
+      </w:tr>
+      <w:tr>
+        <w:tc>
+          <w:tcPr>
+            <w:tcW w:type="dxa" w:w="4873"/>
+            <w:shd w:val="clear" w:fill="F4F6F8"/>
+          </w:tcPr>
+          <w:p>
+            <w:pPr>
+              <w:spacing w:after="40"/>
+            </w:pPr>
+            <w:r>
+              <w:rPr>
+                <w:rFonts w:ascii="Segoe UI" w:hAnsi="Segoe UI"/>
+                <w:color w:val="22262E"/>
+                <w:sz w:val="19"/>
+              </w:rPr>
+              <w:t>Exploitation</w:t>
+            </w:r>
+          </w:p>
+        </w:tc>
+        <w:tc>
+          <w:tcPr>
+            <w:tcW w:type="dxa" w:w="4873"/>
+            <w:shd w:val="clear" w:fill="F4F6F8"/>
+          </w:tcPr>
+          <w:p>
+            <w:pPr>
+              <w:spacing w:after="40"/>
+            </w:pPr>
+            <w:r>
+              <w:rPr>
+                <w:rFonts w:ascii="Segoe UI" w:hAnsi="Segoe UI"/>
+                <w:b/>
+                <w:color w:val="14181F"/>
+                <w:sz w:val="19"/>
+              </w:rPr>
+              <w:t>Metasploit</w:t>
+            </w:r>
+          </w:p>
+        </w:tc>
+      </w:tr>
+      <w:tr>
+        <w:tc>
+          <w:tcPr>
+            <w:tcW w:type="dxa" w:w="4873"/>
+          </w:tcPr>
+          <w:p>
+            <w:pPr>
+              <w:spacing w:after="40"/>
+            </w:pPr>
+            <w:r>
+              <w:rPr>
+                <w:rFonts w:ascii="Segoe UI" w:hAnsi="Segoe UI"/>
+                <w:color w:val="22262E"/>
+                <w:sz w:val="19"/>
+              </w:rPr>
+              <w:t>Reporting / scoring</w:t>
+            </w:r>
+          </w:p>
+        </w:tc>
+        <w:tc>
+          <w:tcPr>
+            <w:tcW w:type="dxa" w:w="4873"/>
+          </w:tcPr>
+          <w:p>
+            <w:pPr>
+              <w:spacing w:after="40"/>
+            </w:pPr>
+            <w:r>
+              <w:rPr>
+                <w:rFonts w:ascii="Segoe UI" w:hAnsi="Segoe UI"/>
+                <w:b/>
+                <w:color w:val="14181F"/>
+                <w:sz w:val="19"/>
+              </w:rPr>
+              <w:t>CVSS 3.1/4.0</w:t>
+            </w:r>
+          </w:p>
+        </w:tc>
+      </w:tr>
+    </w:tbl>
+    <w:p>
+      <w:pPr>
+        <w:spacing w:after="80"/>
+      </w:pPr>
+    </w:p>
+    <w:p>
+      <w:pPr>
+        <w:keepNext/>
+        <w:spacing w:before="280" w:after="100"/>
+        <w:pBdr>
+          <w:bottom w:val="single" w:sz="6" w:space="3" w:color="D7DBE0"/>
+        </w:pBdr>
+      </w:pPr>
+      <w:r>
+        <w:rPr>
+          <w:rFonts w:ascii="Segoe UI" w:hAnsi="Segoe UI"/>
+          <w:b/>
+          <w:color w:val="0B7A67"/>
+          <w:sz w:val="26"/>
+        </w:rPr>
+        <w:t>3. Mandatory preconditions before starting</w:t>
       </w:r>
     </w:p>
     <w:p>
@@ -107,7 +555,7 @@
           <w:color w:val="22262E"/>
           <w:sz w:val="21"/>
         </w:rPr>
-        <w:t xml:space="preserve"> signed by the client's management, with the exact scope list attached (IPs, domains, applications). </w:t>
+        <w:t xml:space="preserve"> from the client's management, signed. The in-scope systems (IPs, domains, applications) are attached. </w:t>
       </w:r>
       <w:r>
         <w:rPr>
@@ -118,19 +566,13 @@
         </w:rPr>
         <w:t>Without this document no testing starts — not even a port scan.</w:t>
       </w:r>
-    </w:p>
-    <w:p>
-      <w:pPr>
-        <w:pStyle w:val="ListBullet"/>
-        <w:spacing w:after="80"/>
-      </w:pPr>
       <w:r>
         <w:rPr>
           <w:rFonts w:ascii="Segoe UI" w:hAnsi="Segoe UI"/>
           <w:color w:val="22262E"/>
           <w:sz w:val="21"/>
         </w:rPr>
-        <w:t>If systems are hosted by third parties (hosting, SaaS), the client confirms in writing that the third party's testing rules are satisfied (e.g. the cloud provider's pentest policy).</w:t>
+        <w:t xml:space="preserve"> *(Testing without written authorization = potential CFAA crime in the US — never.)*</w:t>
       </w:r>
     </w:p>
     <w:p>
@@ -145,7 +587,7 @@
           <w:color w:val="14181F"/>
           <w:sz w:val="21"/>
         </w:rPr>
-        <w:t>Emergency contacts:</w:t>
+        <w:t>Rules of Engagement (RoE):</w:t>
       </w:r>
       <w:r>
         <w:rPr>
@@ -153,7 +595,61 @@
           <w:color w:val="22262E"/>
           <w:sz w:val="21"/>
         </w:rPr>
-        <w:t xml:space="preserve"> a 24/7 phone number on each side. If anything unexpected happens during testing — immediate call + testing stops.</w:t>
+        <w:t xml:space="preserve"> in/out-of-scope IPs, the test window, allowed techniques, </w:t>
+      </w:r>
+      <w:r>
+        <w:rPr>
+          <w:rFonts w:ascii="Segoe UI" w:hAnsi="Segoe UI"/>
+          <w:b/>
+          <w:color w:val="14181F"/>
+          <w:sz w:val="21"/>
+        </w:rPr>
+        <w:t>prohibited actions</w:t>
+      </w:r>
+      <w:r>
+        <w:rPr>
+          <w:rFonts w:ascii="Segoe UI" w:hAnsi="Segoe UI"/>
+          <w:color w:val="22262E"/>
+          <w:sz w:val="21"/>
+        </w:rPr>
+        <w:t xml:space="preserve"> (e.g. DoS), an emergency-stop contact.</w:t>
+      </w:r>
+    </w:p>
+    <w:p>
+      <w:pPr>
+        <w:pStyle w:val="ListBullet"/>
+        <w:spacing w:after="80"/>
+      </w:pPr>
+      <w:r>
+        <w:rPr>
+          <w:rFonts w:ascii="Segoe UI" w:hAnsi="Segoe UI"/>
+          <w:color w:val="22262E"/>
+          <w:sz w:val="21"/>
+        </w:rPr>
+        <w:t>If systems are hosted by third parties (hosting, SaaS) — the client confirms in writing that the third party's testing rules are satisfied.</w:t>
+      </w:r>
+    </w:p>
+    <w:p>
+      <w:pPr>
+        <w:pStyle w:val="ListBullet"/>
+        <w:spacing w:after="80"/>
+      </w:pPr>
+      <w:r>
+        <w:rPr>
+          <w:rFonts w:ascii="Segoe UI" w:hAnsi="Segoe UI"/>
+          <w:b/>
+          <w:color w:val="14181F"/>
+          <w:sz w:val="21"/>
+        </w:rPr>
+        <w:t>Emergency contact:</w:t>
+      </w:r>
+      <w:r>
+        <w:rPr>
+          <w:rFonts w:ascii="Segoe UI" w:hAnsi="Segoe UI"/>
+          <w:color w:val="22262E"/>
+          <w:sz w:val="21"/>
+        </w:rPr>
+        <w:t xml:space="preserve"> a 24/7 number on each side.</w:t>
       </w:r>
     </w:p>
     <w:p>
@@ -171,7 +667,7 @@
           <w:color w:val="0B7A67"/>
           <w:sz w:val="26"/>
         </w:rPr>
-        <w:t>Testing rules</w:t>
+        <w:t>4. Testing rules</w:t>
       </w:r>
     </w:p>
     <w:p>
@@ -202,7 +698,7 @@
           <w:color w:val="22262E"/>
           <w:sz w:val="21"/>
         </w:rPr>
-        <w:t xml:space="preserve"> (usually outside business hours). Nothing runs outside a window.</w:t>
+        <w:t xml:space="preserve"> (usually outside business hours). Nothing outside a window.</w:t>
       </w:r>
     </w:p>
     <w:p>
@@ -225,7 +721,7 @@
           <w:color w:val="22262E"/>
           <w:sz w:val="21"/>
         </w:rPr>
-        <w:t xml:space="preserve"> — even if it looks interesting mid-test. Scope expands only with new written authorization.</w:t>
+        <w:t xml:space="preserve"> — even if it looks interesting. Expansion only with new written authorization.</w:t>
       </w:r>
     </w:p>
     <w:p>
@@ -239,7 +735,7 @@
           <w:color w:val="22262E"/>
           <w:sz w:val="21"/>
         </w:rPr>
-        <w:t>Tests that could cause a service outage (DoS-like, brute force, etc.) run only with separate explicit consent.</w:t>
+        <w:t>Tests that could cause an outage (DoS, brute force) run only with separate explicit consent.</w:t>
       </w:r>
     </w:p>
     <w:p>
@@ -253,21 +749,24 @@
           <w:color w:val="22262E"/>
           <w:sz w:val="21"/>
         </w:rPr>
-        <w:t>A discovered vulnerability is used only minimally, to prove it exists — no data exfiltration, no system changes, no backdoors.</w:t>
+        <w:t xml:space="preserve">A discovered vulnerability is used only </w:t>
       </w:r>
-    </w:p>
-    <w:p>
-      <w:pPr>
-        <w:pStyle w:val="ListBullet"/>
-        <w:spacing w:after="80"/>
-      </w:pPr>
+      <w:r>
+        <w:rPr>
+          <w:rFonts w:ascii="Segoe UI" w:hAnsi="Segoe UI"/>
+          <w:b/>
+          <w:color w:val="14181F"/>
+          <w:sz w:val="21"/>
+        </w:rPr>
+        <w:t>minimally, to prove it</w:t>
+      </w:r>
       <w:r>
         <w:rPr>
           <w:rFonts w:ascii="Segoe UI" w:hAnsi="Segoe UI"/>
           <w:color w:val="22262E"/>
           <w:sz w:val="21"/>
         </w:rPr>
-        <w:t>Everything obtained during testing (screenshots, logs, data samples) stays in the project environment and is deleted after the report.</w:t>
+        <w:t xml:space="preserve"> — no data exfiltration, no system changes, no backdoors.</w:t>
       </w:r>
     </w:p>
     <w:p>
@@ -285,7 +784,84 @@
           <w:color w:val="0B7A67"/>
           <w:sz w:val="26"/>
         </w:rPr>
-        <w:t>Findings and reporting rules</w:t>
+        <w:t>5. Evidence handling</w:t>
+      </w:r>
+    </w:p>
+    <w:p>
+      <w:pPr>
+        <w:pStyle w:val="ListBullet"/>
+        <w:spacing w:after="80"/>
+      </w:pPr>
+      <w:r>
+        <w:rPr>
+          <w:rFonts w:ascii="Segoe UI" w:hAnsi="Segoe UI"/>
+          <w:color w:val="22262E"/>
+          <w:sz w:val="21"/>
+        </w:rPr>
+        <w:t xml:space="preserve">Screenshots, logs, data samples — stored </w:t>
+      </w:r>
+      <w:r>
+        <w:rPr>
+          <w:rFonts w:ascii="Segoe UI" w:hAnsi="Segoe UI"/>
+          <w:b/>
+          <w:color w:val="14181F"/>
+          <w:sz w:val="21"/>
+        </w:rPr>
+        <w:t>encrypted</w:t>
+      </w:r>
+      <w:r>
+        <w:rPr>
+          <w:rFonts w:ascii="Segoe UI" w:hAnsi="Segoe UI"/>
+          <w:color w:val="22262E"/>
+          <w:sz w:val="21"/>
+        </w:rPr>
+        <w:t xml:space="preserve"> in the project environment.</w:t>
+      </w:r>
+    </w:p>
+    <w:p>
+      <w:pPr>
+        <w:pStyle w:val="ListBullet"/>
+        <w:spacing w:after="80"/>
+      </w:pPr>
+      <w:r>
+        <w:rPr>
+          <w:rFonts w:ascii="Segoe UI" w:hAnsi="Segoe UI"/>
+          <w:color w:val="22262E"/>
+          <w:sz w:val="21"/>
+        </w:rPr>
+        <w:t>Chain of custody: which evidence, when, by whom.</w:t>
+      </w:r>
+    </w:p>
+    <w:p>
+      <w:pPr>
+        <w:pStyle w:val="ListBullet"/>
+        <w:spacing w:after="80"/>
+      </w:pPr>
+      <w:r>
+        <w:rPr>
+          <w:rFonts w:ascii="Segoe UI" w:hAnsi="Segoe UI"/>
+          <w:color w:val="22262E"/>
+          <w:sz w:val="21"/>
+        </w:rPr>
+        <w:t>All evidence is deleted after the report (data destruction).</w:t>
+      </w:r>
+    </w:p>
+    <w:p>
+      <w:pPr>
+        <w:keepNext/>
+        <w:spacing w:before="280" w:after="100"/>
+        <w:pBdr>
+          <w:bottom w:val="single" w:sz="6" w:space="3" w:color="D7DBE0"/>
+        </w:pBdr>
+      </w:pPr>
+      <w:r>
+        <w:rPr>
+          <w:rFonts w:ascii="Segoe UI" w:hAnsi="Segoe UI"/>
+          <w:b/>
+          <w:color w:val="0B7A67"/>
+          <w:sz w:val="26"/>
+        </w:rPr>
+        <w:t>6. Reporting rules</w:t>
       </w:r>
     </w:p>
     <w:p>
@@ -300,7 +876,7 @@
           <w:color w:val="14181F"/>
           <w:sz w:val="21"/>
         </w:rPr>
-        <w:t>Critical vulnerability → direct notice within 24 hours.</w:t>
+        <w:t>Critical vulnerability → direct notice within 24 hours</w:t>
       </w:r>
       <w:r>
         <w:rPr>
@@ -308,7 +884,7 @@
           <w:color w:val="22262E"/>
           <w:sz w:val="21"/>
         </w:rPr>
-        <w:t xml:space="preserve"> We do not wait for the report; the client gets the chance to close it immediately.</w:t>
+        <w:t xml:space="preserve"> (the report is not waited for).</w:t>
       </w:r>
     </w:p>
     <w:p>
@@ -322,7 +898,24 @@
           <w:color w:val="22262E"/>
           <w:sz w:val="21"/>
         </w:rPr>
-        <w:t>Report format: for each finding — severity (Critical/High/Medium/Low), description, evidence, business risk, a concrete remediation step. A non-technical executive summary on top.</w:t>
+        <w:t>Format: each finding — severity (</w:t>
+      </w:r>
+      <w:r>
+        <w:rPr>
+          <w:rFonts w:ascii="Segoe UI" w:hAnsi="Segoe UI"/>
+          <w:b/>
+          <w:color w:val="14181F"/>
+          <w:sz w:val="21"/>
+        </w:rPr>
+        <w:t>CVSS</w:t>
+      </w:r>
+      <w:r>
+        <w:rPr>
+          <w:rFonts w:ascii="Segoe UI" w:hAnsi="Segoe UI"/>
+          <w:color w:val="22262E"/>
+          <w:sz w:val="21"/>
+        </w:rPr>
+        <w:t>), description, evidence, business risk, a concrete remediation step. A short executive summary on top.</w:t>
       </w:r>
     </w:p>
     <w:p>
@@ -333,10 +926,19 @@
       <w:r>
         <w:rPr>
           <w:rFonts w:ascii="Segoe UI" w:hAnsi="Segoe UI"/>
+          <w:b/>
+          <w:color w:val="14181F"/>
+          <w:sz w:val="21"/>
+        </w:rPr>
+        <w:t>Reports travel only over encrypted channels</w:t>
+      </w:r>
+      <w:r>
+        <w:rPr>
+          <w:rFonts w:ascii="Segoe UI" w:hAnsi="Segoe UI"/>
           <w:color w:val="22262E"/>
           <w:sz w:val="21"/>
         </w:rPr>
-        <w:t xml:space="preserve">Reports and findings travel </w:t>
+        <w:t xml:space="preserve"> — PGP / age / password-protected + a separate channel. Never as a plain email attachment (full of live vulnerabilities) — </w:t>
       </w:r>
       <w:r>
         <w:rPr>
@@ -345,7 +947,7 @@
           <w:color w:val="14181F"/>
           <w:sz w:val="21"/>
         </w:rPr>
-        <w:t>only over encrypted channels</w:t>
+        <w:t>never</w:t>
       </w:r>
       <w:r>
         <w:rPr>
@@ -353,7 +955,7 @@
           <w:color w:val="22262E"/>
           <w:sz w:val="21"/>
         </w:rPr>
-        <w:t xml:space="preserve"> — never as a plain email attachment.</w:t>
+        <w:t>.</w:t>
       </w:r>
     </w:p>
     <w:p>
@@ -385,7 +987,7 @@
           <w:color w:val="0B7A67"/>
           <w:sz w:val="26"/>
         </w:rPr>
-        <w:t>Remediation and retest</w:t>
+        <w:t>7. Remediation and retest</w:t>
       </w:r>
     </w:p>
     <w:p>
@@ -399,7 +1001,7 @@
           <w:color w:val="22262E"/>
           <w:sz w:val="21"/>
         </w:rPr>
-        <w:t>Remediation may sit with the client or with us — the agreement says which. Either way we support questions throughout.</w:t>
+        <w:t>Remediation sits with the client or with us — per the agreement. We keep supporting questions throughout.</w:t>
       </w:r>
     </w:p>
     <w:p>
@@ -422,7 +1024,7 @@
           <w:color w:val="22262E"/>
           <w:sz w:val="21"/>
         </w:rPr>
-        <w:t>; its results appear in the final report as closed / partial / open per finding.</w:t>
+        <w:t>; the final report shows closed / partial / open per finding.</w:t>
       </w:r>
     </w:p>
     <w:p>
@@ -440,7 +1042,7 @@
           <w:color w:val="0B7A67"/>
           <w:sz w:val="26"/>
         </w:rPr>
-        <w:t>For the continuous monitoring service</w:t>
+        <w:t>8. Continuous monitoring service</w:t>
       </w:r>
     </w:p>
     <w:p>
@@ -454,7 +1056,7 @@
           <w:color w:val="22262E"/>
           <w:sz w:val="21"/>
         </w:rPr>
-        <w:t>The list of connected log sources and the retention period are documented.</w:t>
+        <w:t>The connected log sources + retention period are documented.</w:t>
       </w:r>
     </w:p>
     <w:p>
@@ -477,7 +1079,7 @@
           <w:color w:val="22262E"/>
           <w:sz w:val="21"/>
         </w:rPr>
-        <w:t xml:space="preserve"> which severity notifies whom, over which channel, within what time (including night hours) — signed off at kickoff.</w:t>
+        <w:t xml:space="preserve"> which severity → whom, over which channel, within what time (including night hours) — signed off at kickoff.</w:t>
       </w:r>
     </w:p>
     <w:p>
@@ -491,7 +1093,7 @@
           <w:color w:val="22262E"/>
           <w:sz w:val="21"/>
         </w:rPr>
-        <w:t>The first 2–4 weeks are a tuning period: false alarms are cleared; alert volume may be above normal during this time.</w:t>
+        <w:t>The first 2–4 weeks are tuning (clearing false alarms); alert volume may be high during this time.</w:t>
       </w:r>
     </w:p>
     <w:p>
@@ -523,7 +1125,7 @@
           <w:color w:val="0B7A67"/>
           <w:sz w:val="26"/>
         </w:rPr>
-        <w:t>Extra handover items</w:t>
+        <w:t>9. Extra handover items</w:t>
       </w:r>
     </w:p>
     <w:p>
@@ -551,7 +1153,7 @@
           <w:color w:val="22262E"/>
           <w:sz w:val="21"/>
         </w:rPr>
-        <w:t>Confirmation that all of our access has been revoked (especially critical in this area).</w:t>
+        <w:t>Confirmation that all access is revoked (especially critical here) + evidence destruction.</w:t>
       </w:r>
     </w:p>
     <w:p>
@@ -565,7 +1167,7 @@
           <w:color w:val="22262E"/>
           <w:sz w:val="21"/>
         </w:rPr>
-        <w:t>Recommended next steps (annual retest, monitoring, etc.).</w:t>
+        <w:t>Recommended next steps (annual retest, monitoring).</w:t>
       </w:r>
     </w:p>
     <w:sectPr>
